--- a/dist/Xinyu_Guo_CV.docx
+++ b/dist/Xinyu_Guo_CV.docx
@@ -348,7 +348,7 @@
           <w:sz w:val="18"/>
           <w:u w:val="none"/>
         </w:rPr>
-        <w:t xml:space="preserve">Researched DNA foundation models — particularly sequence-to-function models such as AlphaGenome and Enigma — and applied them to an OncoExTra tumor cohort, </w:t>
+        <w:t xml:space="preserve">Researched DNA foundation models, particularly sequence-to-function models such as AlphaGenome and Enigma. Studied these state-of-the-art models against an OncoExTra tumor cohort, </w:t>
       </w:r>
       <w:r>
         <w:rPr>
@@ -370,7 +370,7 @@
           <w:sz w:val="18"/>
           <w:u w:val="none"/>
         </w:rPr>
-        <w:t xml:space="preserve"> that conventional snpEff annotation had deprioritized, and ranking them into a wet-lab handoff.</w:t>
+        <w:t xml:space="preserve"> that conventional snpEff annotation had deprioritized.</w:t>
       </w:r>
     </w:p>
     <w:p>
@@ -446,7 +446,7 @@
           <w:sz w:val="18"/>
           <w:u w:val="none"/>
         </w:rPr>
-        <w:t>.</w:t>
+        <w:t>, through to downstream modeling with task-specific classification heads.</w:t>
       </w:r>
     </w:p>
     <w:p>
@@ -478,7 +478,29 @@
           <w:sz w:val="18"/>
           <w:u w:val="none"/>
         </w:rPr>
-        <w:t xml:space="preserve">Built FFPE artifact-risk models on 87,307 raw somatic SNVs reaching </w:t>
+        <w:t xml:space="preserve">Built FFPE artifact-risk detection models over </w:t>
+      </w:r>
+      <w:r>
+        <w:rPr>
+          <w:rFonts w:ascii="Charter" w:hAnsi="Charter" w:cs="Charter"/>
+          <w:b/>
+          <w:i w:val="0"/>
+          <w:color w:val="14171A"/>
+          <w:sz w:val="18"/>
+          <w:u w:val="none"/>
+        </w:rPr>
+        <w:t>~140 GB</w:t>
+      </w:r>
+      <w:r>
+        <w:rPr>
+          <w:rFonts w:ascii="Charter" w:hAnsi="Charter" w:cs="Charter"/>
+          <w:b w:val="0"/>
+          <w:i w:val="0"/>
+          <w:color w:val="3A4046"/>
+          <w:sz w:val="18"/>
+          <w:u w:val="none"/>
+        </w:rPr>
+        <w:t xml:space="preserve"> of paired fresh-frozen and FFPE sequencing data, reaching </w:t>
       </w:r>
       <w:r>
         <w:rPr>
@@ -500,7 +522,7 @@
           <w:sz w:val="18"/>
           <w:u w:val="none"/>
         </w:rPr>
-        <w:t xml:space="preserve"> under leave-one-patient-out evaluation, against 0.677 (FFPErase), 0.517 (FFPolish), and 0.509 (FIFA) on the same cohort; scaled the pipeline to an 18.6M-row SEQC2 benchmark across five callers.</w:t>
+        <w:t xml:space="preserve"> against 0.677 (FFPErase), 0.517 (FFPolish), and 0.509 (FIFA) on the same cohort, and scaled the pipeline to an 18.6M-row SEQC2 benchmark across five variant callers.</w:t>
       </w:r>
     </w:p>
     <w:p>
@@ -532,7 +554,7 @@
           <w:sz w:val="18"/>
           <w:u w:val="none"/>
         </w:rPr>
-        <w:t xml:space="preserve">Extended the same sequence-to-function models from SNVs to structural rearrangements by building a reusable </w:t>
+        <w:t xml:space="preserve">Extended sequence-to-function models from SNVs to structural rearrangements by building a reusable </w:t>
       </w:r>
       <w:r>
         <w:rPr>
@@ -636,7 +658,7 @@
           <w:sz w:val="17"/>
           <w:u w:val="none"/>
         </w:rPr>
-        <w:t>Ph.D. dissertation research, biological foundation models · Advisor: Dr. Liang Chen</w:t>
+        <w:t>Biological pathology AI/ML modeling · Advisor: Dr. Liang Chen</w:t>
       </w:r>
     </w:p>
     <w:p>
@@ -690,7 +712,7 @@
           <w:sz w:val="18"/>
           <w:u w:val="none"/>
         </w:rPr>
-        <w:t xml:space="preserve"> integrating DNA sequence, RNA expression, and spatial transcriptomics to identify tissue-specific disease-risk regions, built around explainability so individual genetic variants map to interpretable spatial microenvironments rather than opaque scores.</w:t>
+        <w:t xml:space="preserve"> integrating DNA sequence, RNA expression, and spatial transcriptomics to identify tissue-specific disease-risk regions, built around explainability so individual genetic variants map to interpretable spatial microenvironments.</w:t>
       </w:r>
     </w:p>
     <w:p>
@@ -819,7 +841,7 @@
           <w:sz w:val="18"/>
           <w:u w:val="none"/>
         </w:rPr>
-        <w:t>trans-acting NMD-QTLs</w:t>
+        <w:t>trans-acting NMD-QTLs across 48 human tissues</w:t>
       </w:r>
       <w:r>
         <w:rPr>
@@ -830,7 +852,7 @@
           <w:sz w:val="18"/>
           <w:u w:val="none"/>
         </w:rPr>
-        <w:t xml:space="preserve"> associated with nonsense-mediated mRNA decay across human tissues, and benchmarked AlphaGenome and Enigma for spatially resolved variant-to-gene perturbation prediction.</w:t>
+        <w:t>, linking common regulatory variation to nonsense-mediated mRNA decay and exposing a mechanism by which non-coding variants modulate transcript stability and disease risk.</w:t>
       </w:r>
     </w:p>
     <w:p>
@@ -884,29 +906,7 @@
           <w:sz w:val="18"/>
           <w:u w:val="none"/>
         </w:rPr>
-        <w:t xml:space="preserve"> from single-cell RNA-seq, establishing which approaches stay reliable across datasets and where they break down — first-author study in </w:t>
-      </w:r>
-      <w:r>
-        <w:rPr>
-          <w:rFonts w:ascii="Charter" w:hAnsi="Charter" w:cs="Charter"/>
-          <w:b w:val="0"/>
-          <w:i/>
-          <w:color w:val="3A4046"/>
-          <w:sz w:val="18"/>
-          <w:u w:val="none"/>
-        </w:rPr>
-        <w:t>Briefings in Bioinformatics</w:t>
-      </w:r>
-      <w:r>
-        <w:rPr>
-          <w:rFonts w:ascii="Charter" w:hAnsi="Charter" w:cs="Charter"/>
-          <w:b w:val="0"/>
-          <w:i w:val="0"/>
-          <w:color w:val="3A4046"/>
-          <w:sz w:val="18"/>
-          <w:u w:val="none"/>
-        </w:rPr>
-        <w:t>.</w:t>
+        <w:t xml:space="preserve"> from single-cell RNA-seq, establishing which approaches stay reliable across datasets and where they break down, giving the field a basis for method selection rather than convention.</w:t>
       </w:r>
     </w:p>
     <w:p>
@@ -1280,104 +1280,6 @@
     <w:p>
       <w:pPr>
         <w:tabs>
-          <w:tab w:pos="245" w:val="left"/>
-        </w:tabs>
-        <w:spacing w:before="68" w:after="0" w:line="326" w:lineRule="auto"/>
-        <w:ind w:left="245" w:hanging="245"/>
-      </w:pPr>
-      <w:r>
-        <w:rPr>
-          <w:rFonts w:ascii="Charter" w:hAnsi="Charter" w:cs="Charter"/>
-          <w:b w:val="0"/>
-          <w:i w:val="0"/>
-          <w:color w:val="A9B1BA"/>
-          <w:sz w:val="18"/>
-          <w:u w:val="none"/>
-        </w:rPr>
-        <w:t>–</w:t>
-        <w:tab/>
-      </w:r>
-      <w:r>
-        <w:rPr>
-          <w:rFonts w:ascii="Charter" w:hAnsi="Charter" w:cs="Charter"/>
-          <w:b w:val="0"/>
-          <w:i w:val="0"/>
-          <w:color w:val="3A4046"/>
-          <w:sz w:val="18"/>
-          <w:u w:val="none"/>
-        </w:rPr>
-        <w:t xml:space="preserve">Co-authored four resistance-mechanism papers across breast, prostate, and melanoma models in </w:t>
-      </w:r>
-      <w:r>
-        <w:rPr>
-          <w:rFonts w:ascii="Charter" w:hAnsi="Charter" w:cs="Charter"/>
-          <w:b w:val="0"/>
-          <w:i/>
-          <w:color w:val="3A4046"/>
-          <w:sz w:val="18"/>
-          <w:u w:val="none"/>
-        </w:rPr>
-        <w:t>Cell Reports</w:t>
-      </w:r>
-      <w:r>
-        <w:rPr>
-          <w:rFonts w:ascii="Charter" w:hAnsi="Charter" w:cs="Charter"/>
-          <w:b w:val="0"/>
-          <w:i w:val="0"/>
-          <w:color w:val="3A4046"/>
-          <w:sz w:val="18"/>
-          <w:u w:val="none"/>
-        </w:rPr>
-        <w:t xml:space="preserve">, </w:t>
-      </w:r>
-      <w:r>
-        <w:rPr>
-          <w:rFonts w:ascii="Charter" w:hAnsi="Charter" w:cs="Charter"/>
-          <w:b w:val="0"/>
-          <w:i/>
-          <w:color w:val="3A4046"/>
-          <w:sz w:val="18"/>
-          <w:u w:val="none"/>
-        </w:rPr>
-        <w:t>Oncogene</w:t>
-      </w:r>
-      <w:r>
-        <w:rPr>
-          <w:rFonts w:ascii="Charter" w:hAnsi="Charter" w:cs="Charter"/>
-          <w:b w:val="0"/>
-          <w:i w:val="0"/>
-          <w:color w:val="3A4046"/>
-          <w:sz w:val="18"/>
-          <w:u w:val="none"/>
-        </w:rPr>
-        <w:t xml:space="preserve">, and </w:t>
-      </w:r>
-      <w:r>
-        <w:rPr>
-          <w:rFonts w:ascii="Charter" w:hAnsi="Charter" w:cs="Charter"/>
-          <w:b w:val="0"/>
-          <w:i/>
-          <w:color w:val="3A4046"/>
-          <w:sz w:val="18"/>
-          <w:u w:val="none"/>
-        </w:rPr>
-        <w:t>Cancer Research</w:t>
-      </w:r>
-      <w:r>
-        <w:rPr>
-          <w:rFonts w:ascii="Charter" w:hAnsi="Charter" w:cs="Charter"/>
-          <w:b w:val="0"/>
-          <w:i w:val="0"/>
-          <w:color w:val="3A4046"/>
-          <w:sz w:val="18"/>
-          <w:u w:val="none"/>
-        </w:rPr>
-        <w:t>.</w:t>
-      </w:r>
-    </w:p>
-    <w:p>
-      <w:pPr>
-        <w:tabs>
           <w:tab w:pos="10512" w:val="right"/>
         </w:tabs>
         <w:spacing w:before="140" w:after="0" w:line="326" w:lineRule="auto"/>
@@ -1432,7 +1334,7 @@
           <w:sz w:val="17"/>
           <w:u w:val="none"/>
         </w:rPr>
-        <w:t>Predictive clinical informatics · Advisor: Dr. Andrew Michelson</w:t>
+        <w:t>Predictive clinical informatics · Advisors: Dr. Andrew Michelson &amp; Dr. Philip Payne</w:t>
       </w:r>
     </w:p>
     <w:p>
@@ -1464,7 +1366,7 @@
           <w:sz w:val="18"/>
           <w:u w:val="none"/>
         </w:rPr>
-        <w:t xml:space="preserve">Built Lasso and logistic-regression models predicting respiratory failure in COVID-19 patients, and </w:t>
+        <w:t xml:space="preserve">Built Lasso and logistic-regression models predicting respiratory failure in COVID-19 patients and </w:t>
       </w:r>
       <w:r>
         <w:rPr>
@@ -1518,7 +1420,29 @@
           <w:sz w:val="18"/>
           <w:u w:val="none"/>
         </w:rPr>
-        <w:t>Enabled early identification of high-risk patients, supporting timely ICU resource deployment under acute bed and ventilator constraints.</w:t>
+        <w:t xml:space="preserve">Enabled early identification of high-risk patients, </w:t>
+      </w:r>
+      <w:r>
+        <w:rPr>
+          <w:rFonts w:ascii="Charter" w:hAnsi="Charter" w:cs="Charter"/>
+          <w:b/>
+          <w:i w:val="0"/>
+          <w:color w:val="14171A"/>
+          <w:sz w:val="18"/>
+          <w:u w:val="none"/>
+        </w:rPr>
+        <w:t>improving ICU resource allocation</w:t>
+      </w:r>
+      <w:r>
+        <w:rPr>
+          <w:rFonts w:ascii="Charter" w:hAnsi="Charter" w:cs="Charter"/>
+          <w:b w:val="0"/>
+          <w:i w:val="0"/>
+          <w:color w:val="3A4046"/>
+          <w:sz w:val="18"/>
+          <w:u w:val="none"/>
+        </w:rPr>
+        <w:t xml:space="preserve"> under acute bed and ventilator constraints during the peak of the pandemic.</w:t>
       </w:r>
     </w:p>
     <w:p>
@@ -1570,7 +1494,7 @@
           <w:sz w:val="18"/>
           <w:u w:val="none"/>
         </w:rPr>
-        <w:t xml:space="preserve">Engineered and trained a </w:t>
+        <w:t xml:space="preserve">Trained a </w:t>
       </w:r>
       <w:r>
         <w:rPr>
@@ -1603,7 +1527,7 @@
           <w:sz w:val="18"/>
           <w:u w:val="none"/>
         </w:rPr>
-        <w:t>2025</w:t>
+        <w:t xml:space="preserve">2025 · </w:t>
       </w:r>
       <w:r>
         <w:rPr>
@@ -1614,7 +1538,84 @@
           <w:sz w:val="18"/>
           <w:u w:val="none"/>
         </w:rPr>
-        <w:t xml:space="preserve"> — BPE tokenization, data pipeline, and distributed PyTorch DDP across 8×A100 80GB GPUs, managing the full lifecycle including mixed-precision training and gradient-synchronization tuning for cluster throughput.</w:t>
+        <w:t>github.com/Thewhey-Brian/nanochat</w:t>
+      </w:r>
+      <w:r>
+        <w:rPr>
+          <w:rFonts w:ascii="Charter" w:hAnsi="Charter" w:cs="Charter"/>
+          <w:b w:val="0"/>
+          <w:i/>
+          <w:color w:val="3A4046"/>
+          <w:sz w:val="18"/>
+          <w:u w:val="none"/>
+        </w:rPr>
+        <w:t xml:space="preserve"> — built the full pipeline end to end: Rust BPE tokenizer, data loading, base </w:t>
+      </w:r>
+      <w:r>
+        <w:rPr>
+          <w:rFonts w:ascii="Charter" w:hAnsi="Charter" w:cs="Charter"/>
+          <w:b/>
+          <w:i/>
+          <w:color w:val="14171A"/>
+          <w:sz w:val="18"/>
+          <w:u w:val="none"/>
+        </w:rPr>
+        <w:t>pretraining</w:t>
+      </w:r>
+      <w:r>
+        <w:rPr>
+          <w:rFonts w:ascii="Charter" w:hAnsi="Charter" w:cs="Charter"/>
+          <w:b w:val="0"/>
+          <w:i/>
+          <w:color w:val="3A4046"/>
+          <w:sz w:val="18"/>
+          <w:u w:val="none"/>
+        </w:rPr>
+        <w:t xml:space="preserve">, midtraining, </w:t>
+      </w:r>
+      <w:r>
+        <w:rPr>
+          <w:rFonts w:ascii="Charter" w:hAnsi="Charter" w:cs="Charter"/>
+          <w:b/>
+          <w:i/>
+          <w:color w:val="14171A"/>
+          <w:sz w:val="18"/>
+          <w:u w:val="none"/>
+        </w:rPr>
+        <w:t>supervised fine-tuning</w:t>
+      </w:r>
+      <w:r>
+        <w:rPr>
+          <w:rFonts w:ascii="Charter" w:hAnsi="Charter" w:cs="Charter"/>
+          <w:b w:val="0"/>
+          <w:i/>
+          <w:color w:val="3A4046"/>
+          <w:sz w:val="18"/>
+          <w:u w:val="none"/>
+        </w:rPr>
+        <w:t xml:space="preserve">, and </w:t>
+      </w:r>
+      <w:r>
+        <w:rPr>
+          <w:rFonts w:ascii="Charter" w:hAnsi="Charter" w:cs="Charter"/>
+          <w:b/>
+          <w:i/>
+          <w:color w:val="14171A"/>
+          <w:sz w:val="18"/>
+          <w:u w:val="none"/>
+        </w:rPr>
+        <w:t>reinforcement learning</w:t>
+      </w:r>
+      <w:r>
+        <w:rPr>
+          <w:rFonts w:ascii="Charter" w:hAnsi="Charter" w:cs="Charter"/>
+          <w:b w:val="0"/>
+          <w:i/>
+          <w:color w:val="3A4046"/>
+          <w:sz w:val="18"/>
+          <w:u w:val="none"/>
+        </w:rPr>
+        <w:t>, with distributed PyTorch DDP across 8 GPUs, mixed precision, and gradient-synchronization tuning for cluster throughput; evaluated on CORE, ARC, MMLU, GSM8K, and HumanEval.</w:t>
       </w:r>
     </w:p>
     <w:p>

--- a/dist/Xinyu_Guo_CV.docx
+++ b/dist/Xinyu_Guo_CV.docx
@@ -51,7 +51,7 @@
           <w:sz w:val="17"/>
           <w:u w:val="none"/>
         </w:rPr>
-        <w:t>xinyug@usc.edu   ·   (314) 680-8961   ·   Open to relocation   ·   xinyuguo.com   ·   Google Scholar   ·   github.com/Thewhey-Brian</w:t>
+        <w:t>xinyug@usc.edu   ·   (314) 680-8961   ·   Open to relocation   ·   xinyuguo.com   ·   github.com/Thewhey-Brian</w:t>
       </w:r>
     </w:p>
     <w:p>

--- a/dist/Xinyu_Guo_CV.docx
+++ b/dist/Xinyu_Guo_CV.docx
@@ -522,7 +522,7 @@
           <w:sz w:val="18"/>
           <w:u w:val="none"/>
         </w:rPr>
-        <w:t xml:space="preserve"> against 0.677 (FFPErase), 0.517 (FFPolish), and 0.509 (FIFA) on the same cohort, and scaled the pipeline to an 18.6M-row SEQC2 benchmark across five variant callers.</w:t>
+        <w:t xml:space="preserve"> against 0.677 (FFPErase), 0.517 (FFPolish), and 0.509 (FIFA) on the same cohort.</w:t>
       </w:r>
     </w:p>
     <w:p>
@@ -906,7 +906,7 @@
           <w:sz w:val="18"/>
           <w:u w:val="none"/>
         </w:rPr>
-        <w:t xml:space="preserve"> from single-cell RNA-seq, establishing which approaches stay reliable across datasets and where they break down, giving the field a basis for method selection rather than convention.</w:t>
+        <w:t xml:space="preserve"> from single-cell RNA-seq, establishing which approaches stay reliable across datasets and where they break down, giving the field a basis for method selection.</w:t>
       </w:r>
     </w:p>
     <w:p>

--- a/dist/Xinyu_Guo_CV.docx
+++ b/dist/Xinyu_Guo_CV.docx
@@ -478,29 +478,7 @@
           <w:sz w:val="18"/>
           <w:u w:val="none"/>
         </w:rPr>
-        <w:t xml:space="preserve">Built FFPE artifact-risk detection models over </w:t>
-      </w:r>
-      <w:r>
-        <w:rPr>
-          <w:rFonts w:ascii="Charter" w:hAnsi="Charter" w:cs="Charter"/>
-          <w:b/>
-          <w:i w:val="0"/>
-          <w:color w:val="14171A"/>
-          <w:sz w:val="18"/>
-          <w:u w:val="none"/>
-        </w:rPr>
-        <w:t>~140 GB</w:t>
-      </w:r>
-      <w:r>
-        <w:rPr>
-          <w:rFonts w:ascii="Charter" w:hAnsi="Charter" w:cs="Charter"/>
-          <w:b w:val="0"/>
-          <w:i w:val="0"/>
-          <w:color w:val="3A4046"/>
-          <w:sz w:val="18"/>
-          <w:u w:val="none"/>
-        </w:rPr>
-        <w:t xml:space="preserve"> of paired fresh-frozen and FFPE sequencing data, reaching </w:t>
+        <w:t xml:space="preserve">Built FFPE artifact-risk detection models over ~140 GB of paired fresh-frozen and FFPE sequencing data and evaluated them head-to-head against three published tools on a common cohort, reaching </w:t>
       </w:r>
       <w:r>
         <w:rPr>
@@ -522,7 +500,7 @@
           <w:sz w:val="18"/>
           <w:u w:val="none"/>
         </w:rPr>
-        <w:t xml:space="preserve"> against 0.677 (FFPErase), 0.517 (FFPolish), and 0.509 (FIFA) on the same cohort.</w:t>
+        <w:t xml:space="preserve"> against 0.677 (FFPErase), 0.517 (FFPolish), and 0.509 (FIFA).</w:t>
       </w:r>
     </w:p>
     <w:p>
@@ -554,7 +532,7 @@
           <w:sz w:val="18"/>
           <w:u w:val="none"/>
         </w:rPr>
-        <w:t xml:space="preserve">Extended sequence-to-function models from SNVs to structural rearrangements by building a reusable </w:t>
+        <w:t xml:space="preserve">Extended sequence-to-function models from SNVs to structural rearrangements with a reusable SV→REF/ALT encoder that renders deletions, duplications, inversions, breakends, and fusions as model-ready sequence, and curated an </w:t>
       </w:r>
       <w:r>
         <w:rPr>
@@ -565,7 +543,7 @@
           <w:sz w:val="18"/>
           <w:u w:val="none"/>
         </w:rPr>
-        <w:t>SV→REF/ALT encoder</w:t>
+        <w:t>83,048-fusion corpus with leakage-safe splits</w:t>
       </w:r>
       <w:r>
         <w:rPr>
@@ -576,29 +554,7 @@
           <w:sz w:val="18"/>
           <w:u w:val="none"/>
         </w:rPr>
-        <w:t xml:space="preserve"> that renders deletions, duplications, inversions, breakends, and fusions as model-ready sequence, and curated an </w:t>
-      </w:r>
-      <w:r>
-        <w:rPr>
-          <w:rFonts w:ascii="Charter" w:hAnsi="Charter" w:cs="Charter"/>
-          <w:b/>
-          <w:i w:val="0"/>
-          <w:color w:val="14171A"/>
-          <w:sz w:val="18"/>
-          <w:u w:val="none"/>
-        </w:rPr>
-        <w:t>83,048-fusion training corpus</w:t>
-      </w:r>
-      <w:r>
-        <w:rPr>
-          <w:rFonts w:ascii="Charter" w:hAnsi="Charter" w:cs="Charter"/>
-          <w:b w:val="0"/>
-          <w:i w:val="0"/>
-          <w:color w:val="3A4046"/>
-          <w:sz w:val="18"/>
-          <w:u w:val="none"/>
-        </w:rPr>
-        <w:t xml:space="preserve"> across 1,065 cancer types with evidence tiers and leakage-safe splits for supervised fusion modeling.</w:t>
+        <w:t xml:space="preserve"> across 1,065 cancer types and evidence tiers for supervised fusion modeling.</w:t>
       </w:r>
     </w:p>
     <w:p>
@@ -884,7 +840,7 @@
           <w:sz w:val="18"/>
           <w:u w:val="none"/>
         </w:rPr>
-        <w:t xml:space="preserve">Benchmarked methods for </w:t>
+        <w:t xml:space="preserve">Designed a </w:t>
       </w:r>
       <w:r>
         <w:rPr>
@@ -895,7 +851,7 @@
           <w:sz w:val="18"/>
           <w:u w:val="none"/>
         </w:rPr>
-        <w:t>cell-cycle phase inference</w:t>
+        <w:t>cross-dataset benchmark</w:t>
       </w:r>
       <w:r>
         <w:rPr>
@@ -906,7 +862,7 @@
           <w:sz w:val="18"/>
           <w:u w:val="none"/>
         </w:rPr>
-        <w:t xml:space="preserve"> from single-cell RNA-seq, establishing which approaches stay reliable across datasets and where they break down, giving the field a basis for method selection.</w:t>
+        <w:t xml:space="preserve"> for cell-cycle phase inference from single-cell RNA-seq, defining the evaluation protocol and the failure modes that separate methods which generalize from those that do not.</w:t>
       </w:r>
     </w:p>
     <w:p>
@@ -1366,7 +1322,7 @@
           <w:sz w:val="18"/>
           <w:u w:val="none"/>
         </w:rPr>
-        <w:t xml:space="preserve">Built Lasso and logistic-regression models predicting respiratory failure in COVID-19 patients and </w:t>
+        <w:t xml:space="preserve">Shipped Lasso and logistic-regression models predicting respiratory failure in COVID-19 patients </w:t>
       </w:r>
       <w:r>
         <w:rPr>
@@ -1377,7 +1333,7 @@
           <w:sz w:val="18"/>
           <w:u w:val="none"/>
         </w:rPr>
-        <w:t>implemented them in the Barnes-Jewish Hospital EHR</w:t>
+        <w:t>into the Barnes-Jewish Hospital EHR</w:t>
       </w:r>
       <w:r>
         <w:rPr>
@@ -1388,61 +1344,7 @@
           <w:sz w:val="18"/>
           <w:u w:val="none"/>
         </w:rPr>
-        <w:t xml:space="preserve"> — research code that reached live clinical use during the pandemic.</w:t>
-      </w:r>
-    </w:p>
-    <w:p>
-      <w:pPr>
-        <w:tabs>
-          <w:tab w:pos="245" w:val="left"/>
-        </w:tabs>
-        <w:spacing w:before="68" w:after="0" w:line="326" w:lineRule="auto"/>
-        <w:ind w:left="245" w:hanging="245"/>
-      </w:pPr>
-      <w:r>
-        <w:rPr>
-          <w:rFonts w:ascii="Charter" w:hAnsi="Charter" w:cs="Charter"/>
-          <w:b w:val="0"/>
-          <w:i w:val="0"/>
-          <w:color w:val="A9B1BA"/>
-          <w:sz w:val="18"/>
-          <w:u w:val="none"/>
-        </w:rPr>
-        <w:t>–</w:t>
-        <w:tab/>
-      </w:r>
-      <w:r>
-        <w:rPr>
-          <w:rFonts w:ascii="Charter" w:hAnsi="Charter" w:cs="Charter"/>
-          <w:b w:val="0"/>
-          <w:i w:val="0"/>
-          <w:color w:val="3A4046"/>
-          <w:sz w:val="18"/>
-          <w:u w:val="none"/>
-        </w:rPr>
-        <w:t xml:space="preserve">Enabled early identification of high-risk patients, </w:t>
-      </w:r>
-      <w:r>
-        <w:rPr>
-          <w:rFonts w:ascii="Charter" w:hAnsi="Charter" w:cs="Charter"/>
-          <w:b/>
-          <w:i w:val="0"/>
-          <w:color w:val="14171A"/>
-          <w:sz w:val="18"/>
-          <w:u w:val="none"/>
-        </w:rPr>
-        <w:t>improving ICU resource allocation</w:t>
-      </w:r>
-      <w:r>
-        <w:rPr>
-          <w:rFonts w:ascii="Charter" w:hAnsi="Charter" w:cs="Charter"/>
-          <w:b w:val="0"/>
-          <w:i w:val="0"/>
-          <w:color w:val="3A4046"/>
-          <w:sz w:val="18"/>
-          <w:u w:val="none"/>
-        </w:rPr>
-        <w:t xml:space="preserve"> under acute bed and ventilator constraints during the peak of the pandemic.</w:t>
+        <w:t>, where they ran against live patient data during the pandemic peak to flag high-risk patients for ICU triage under acute bed and ventilator constraints.</w:t>
       </w:r>
     </w:p>
     <w:p>
@@ -1641,8 +1543,41 @@
       <w:r>
         <w:rPr>
           <w:rFonts w:ascii="Charter" w:hAnsi="Charter" w:cs="Charter"/>
+          <w:b w:val="0"/>
+          <w:i w:val="0"/>
+          <w:color w:val="3A4046"/>
+          <w:sz w:val="18"/>
+          <w:u w:val="none"/>
+        </w:rPr>
+        <w:t xml:space="preserve">State-space sequence models for long-horizon and edge deployment </w:t>
+      </w:r>
+      <w:r>
+        <w:rPr>
+          <w:rFonts w:ascii="Charter" w:hAnsi="Charter" w:cs="Charter"/>
+          <w:b w:val="0"/>
+          <w:i/>
+          <w:color w:val="3A4046"/>
+          <w:sz w:val="18"/>
+          <w:u w:val="none"/>
+        </w:rPr>
+        <w:t>2025 – 2026 · lead developer / principal architect</w:t>
+      </w:r>
+      <w:r>
+        <w:rPr>
+          <w:rFonts w:ascii="Charter" w:hAnsi="Charter" w:cs="Charter"/>
+          <w:b w:val="0"/>
+          <w:i/>
+          <w:color w:val="3A4046"/>
+          <w:sz w:val="18"/>
+          <w:u w:val="none"/>
+        </w:rPr>
+        <w:t xml:space="preserve"> — </w:t>
+      </w:r>
+      <w:r>
+        <w:rPr>
+          <w:rFonts w:ascii="Charter" w:hAnsi="Charter" w:cs="Charter"/>
           <w:b/>
-          <w:i w:val="0"/>
+          <w:i/>
           <w:color w:val="14171A"/>
           <w:sz w:val="18"/>
           <w:u w:val="none"/>
@@ -1653,12 +1588,23 @@
         <w:rPr>
           <w:rFonts w:ascii="Charter" w:hAnsi="Charter" w:cs="Charter"/>
           <w:b w:val="0"/>
-          <w:i w:val="0"/>
+          <w:i/>
           <w:color w:val="3A4046"/>
           <w:sz w:val="18"/>
           <w:u w:val="none"/>
         </w:rPr>
-        <w:t xml:space="preserve"> </w:t>
+        <w:t xml:space="preserve">, temporal action localization over 2+ hour sequences with efficient state management, cutting memory 68% versus Transformer baselines; and </w:t>
+      </w:r>
+      <w:r>
+        <w:rPr>
+          <w:rFonts w:ascii="Charter" w:hAnsi="Charter" w:cs="Charter"/>
+          <w:b/>
+          <w:i/>
+          <w:color w:val="14171A"/>
+          <w:sz w:val="18"/>
+          <w:u w:val="none"/>
+        </w:rPr>
+        <w:t>Track Mamba</w:t>
       </w:r>
       <w:r>
         <w:rPr>
@@ -1669,149 +1615,7 @@
           <w:sz w:val="18"/>
           <w:u w:val="none"/>
         </w:rPr>
-        <w:t>2025 – 2026 · lead developer</w:t>
-      </w:r>
-      <w:r>
-        <w:rPr>
-          <w:rFonts w:ascii="Charter" w:hAnsi="Charter" w:cs="Charter"/>
-          <w:b w:val="0"/>
-          <w:i/>
-          <w:color w:val="3A4046"/>
-          <w:sz w:val="18"/>
-          <w:u w:val="none"/>
-        </w:rPr>
-        <w:t xml:space="preserve"> — state-space Temporal Action Localization model for long-horizon sequence understanding (2+ hours), with efficient state management over massive temporal datasets, reducing memory usage </w:t>
-      </w:r>
-      <w:r>
-        <w:rPr>
-          <w:rFonts w:ascii="Charter" w:hAnsi="Charter" w:cs="Charter"/>
-          <w:b/>
-          <w:i/>
-          <w:color w:val="14171A"/>
-          <w:sz w:val="18"/>
-          <w:u w:val="none"/>
-        </w:rPr>
-        <w:t>68%</w:t>
-      </w:r>
-      <w:r>
-        <w:rPr>
-          <w:rFonts w:ascii="Charter" w:hAnsi="Charter" w:cs="Charter"/>
-          <w:b w:val="0"/>
-          <w:i/>
-          <w:color w:val="3A4046"/>
-          <w:sz w:val="18"/>
-          <w:u w:val="none"/>
-        </w:rPr>
-        <w:t xml:space="preserve"> versus Transformer baselines.</w:t>
-      </w:r>
-    </w:p>
-    <w:p>
-      <w:pPr>
-        <w:tabs>
-          <w:tab w:pos="245" w:val="left"/>
-        </w:tabs>
-        <w:spacing w:before="68" w:after="0" w:line="326" w:lineRule="auto"/>
-        <w:ind w:left="245" w:hanging="245"/>
-      </w:pPr>
-      <w:r>
-        <w:rPr>
-          <w:rFonts w:ascii="Charter" w:hAnsi="Charter" w:cs="Charter"/>
-          <w:b w:val="0"/>
-          <w:i w:val="0"/>
-          <w:color w:val="A9B1BA"/>
-          <w:sz w:val="18"/>
-          <w:u w:val="none"/>
-        </w:rPr>
-        <w:t>–</w:t>
-        <w:tab/>
-      </w:r>
-      <w:r>
-        <w:rPr>
-          <w:rFonts w:ascii="Charter" w:hAnsi="Charter" w:cs="Charter"/>
-          <w:b/>
-          <w:i w:val="0"/>
-          <w:color w:val="14171A"/>
-          <w:sz w:val="18"/>
-          <w:u w:val="none"/>
-        </w:rPr>
-        <w:t>Track Mamba</w:t>
-      </w:r>
-      <w:r>
-        <w:rPr>
-          <w:rFonts w:ascii="Charter" w:hAnsi="Charter" w:cs="Charter"/>
-          <w:b w:val="0"/>
-          <w:i w:val="0"/>
-          <w:color w:val="3A4046"/>
-          <w:sz w:val="18"/>
-          <w:u w:val="none"/>
-        </w:rPr>
-        <w:t xml:space="preserve"> </w:t>
-      </w:r>
-      <w:r>
-        <w:rPr>
-          <w:rFonts w:ascii="Charter" w:hAnsi="Charter" w:cs="Charter"/>
-          <w:b w:val="0"/>
-          <w:i/>
-          <w:color w:val="3A4046"/>
-          <w:sz w:val="18"/>
-          <w:u w:val="none"/>
-        </w:rPr>
-        <w:t>2025 – 2026 · principal architect</w:t>
-      </w:r>
-      <w:r>
-        <w:rPr>
-          <w:rFonts w:ascii="Charter" w:hAnsi="Charter" w:cs="Charter"/>
-          <w:b w:val="0"/>
-          <w:i/>
-          <w:color w:val="3A4046"/>
-          <w:sz w:val="18"/>
-          <w:u w:val="none"/>
-        </w:rPr>
-        <w:t xml:space="preserve"> — linear-complexity SSM tracker for real-time small-object tracking on edge hardware, </w:t>
-      </w:r>
-      <w:r>
-        <w:rPr>
-          <w:rFonts w:ascii="Charter" w:hAnsi="Charter" w:cs="Charter"/>
-          <w:b/>
-          <w:i/>
-          <w:color w:val="14171A"/>
-          <w:sz w:val="18"/>
-          <w:u w:val="none"/>
-        </w:rPr>
-        <w:t>40% smaller</w:t>
-      </w:r>
-      <w:r>
-        <w:rPr>
-          <w:rFonts w:ascii="Charter" w:hAnsi="Charter" w:cs="Charter"/>
-          <w:b w:val="0"/>
-          <w:i/>
-          <w:color w:val="3A4046"/>
-          <w:sz w:val="18"/>
-          <w:u w:val="none"/>
-        </w:rPr>
-        <w:t xml:space="preserve"> and </w:t>
-      </w:r>
-      <w:r>
-        <w:rPr>
-          <w:rFonts w:ascii="Charter" w:hAnsi="Charter" w:cs="Charter"/>
-          <w:b/>
-          <w:i/>
-          <w:color w:val="14171A"/>
-          <w:sz w:val="18"/>
-          <w:u w:val="none"/>
-        </w:rPr>
-        <w:t>50% faster</w:t>
-      </w:r>
-      <w:r>
-        <w:rPr>
-          <w:rFonts w:ascii="Charter" w:hAnsi="Charter" w:cs="Charter"/>
-          <w:b w:val="0"/>
-          <w:i/>
-          <w:color w:val="3A4046"/>
-          <w:sz w:val="18"/>
-          <w:u w:val="none"/>
-        </w:rPr>
-        <w:t xml:space="preserve"> than TrackNet baselines at higher precision–recall.</w:t>
+        <w:t>, a linear-complexity real-time small-object tracker 40% smaller and 50% faster than TrackNet baselines at higher precision–recall.</w:t>
       </w:r>
     </w:p>
     <w:p>
@@ -2552,7 +2356,7 @@
           <w:sz w:val="18"/>
           <w:u w:val="none"/>
         </w:rPr>
-        <w:t>Genomic foundation models (AlphaGenome, Enigma, Evo2, Carbon, Borzoi, Enformer, DNABERT) · transformers · state-space models (Mamba) · GNN/GAT · self-supervised &amp; contrastive learning · LLM pretraining · agentic systems &amp; tool use · RAG / vector retrieval · leakage-safe evaluation</w:t>
+        <w:t>Genomic foundation models (AlphaGenome, Enigma, Evo2, Carbon, Borzoi, Enformer, DNABERT) · transformers · state-space models (Mamba) · GNN/GAT · self-supervised &amp; contrastive learning · LLM pretraining · agentic systems &amp; tool use · RAG / vector retrieval · benchmark design &amp; leakage-safe evaluation</w:t>
       </w:r>
     </w:p>
     <w:p>
@@ -2580,7 +2384,7 @@
           <w:sz w:val="18"/>
           <w:u w:val="none"/>
         </w:rPr>
-        <w:t>Cancer genomics &amp; precision oncology · variant-effect prediction (SNV, SV, fusion) · regulatory genomics &amp; splicing · GWAS/TWAS · single-cell and spatial transcriptomics · RNA-seq / ChIP-seq / ATAC-seq · NGS somatic calling, FFPE artifacts, VCF · OncoKB, CIViC</w:t>
+        <w:t>Cancer genomics &amp; precision oncology · variant-effect prediction (SNV, SV, fusion) · regulatory genomics &amp; splicing · GWAS/TWAS · single-cell and spatial transcriptomics · RNA-seq / ChIP-seq / ATAC-seq · NGS somatic calling, FFPE artifacts, VCF · Ensembl, NCBI, UniProt, PDB, OncoKB, CIViC</w:t>
       </w:r>
     </w:p>
     <w:p>

--- a/dist/Xinyu_Guo_CV.docx
+++ b/dist/Xinyu_Guo_CV.docx
@@ -1396,6 +1396,93 @@
           <w:sz w:val="18"/>
           <w:u w:val="none"/>
         </w:rPr>
+        <w:t xml:space="preserve">Benchmarked </w:t>
+      </w:r>
+      <w:r>
+        <w:rPr>
+          <w:rFonts w:ascii="Charter" w:hAnsi="Charter" w:cs="Charter"/>
+          <w:b/>
+          <w:i w:val="0"/>
+          <w:color w:val="14171A"/>
+          <w:sz w:val="18"/>
+          <w:u w:val="none"/>
+        </w:rPr>
+        <w:t>AlphaGenome</w:t>
+      </w:r>
+      <w:r>
+        <w:rPr>
+          <w:rFonts w:ascii="Charter" w:hAnsi="Charter" w:cs="Charter"/>
+          <w:b w:val="0"/>
+          <w:i w:val="0"/>
+          <w:color w:val="3A4046"/>
+          <w:sz w:val="18"/>
+          <w:u w:val="none"/>
+        </w:rPr>
+        <w:t xml:space="preserve"> against atrial-fibrillation TWAS </w:t>
+      </w:r>
+      <w:r>
+        <w:rPr>
+          <w:rFonts w:ascii="Charter" w:hAnsi="Charter" w:cs="Charter"/>
+          <w:b w:val="0"/>
+          <w:i/>
+          <w:color w:val="3A4046"/>
+          <w:sz w:val="18"/>
+          <w:u w:val="none"/>
+        </w:rPr>
+        <w:t xml:space="preserve">2025 · </w:t>
+      </w:r>
+      <w:r>
+        <w:rPr>
+          <w:rFonts w:ascii="Charter" w:hAnsi="Charter" w:cs="Charter"/>
+          <w:b w:val="0"/>
+          <w:i/>
+          <w:color w:val="3A4046"/>
+          <w:sz w:val="18"/>
+          <w:u w:val="none"/>
+        </w:rPr>
+        <w:t>xinyuguo.com/projects/ag-twas-alphagenome</w:t>
+      </w:r>
+      <w:r>
+        <w:rPr>
+          <w:rFonts w:ascii="Charter" w:hAnsi="Charter" w:cs="Charter"/>
+          <w:b w:val="0"/>
+          <w:i/>
+          <w:color w:val="3A4046"/>
+          <w:sz w:val="18"/>
+          <w:u w:val="none"/>
+        </w:rPr>
+        <w:t xml:space="preserve"> — scored sequence-model predictions on 858 gene–tissue pairs and 10,120 fine-mapped variant–gene–tissue triplets across 10 GTEx tissues; chromatin tracks enriched for causal variants (ATAC 1.18×, P &lt; 10⁻⁴) while expression predictions held only 55–60% sign accuracy, mapping where sequence models can and cannot substitute for genotype-trained methods.</w:t>
+      </w:r>
+    </w:p>
+    <w:p>
+      <w:pPr>
+        <w:tabs>
+          <w:tab w:pos="245" w:val="left"/>
+        </w:tabs>
+        <w:spacing w:before="68" w:after="0" w:line="326" w:lineRule="auto"/>
+        <w:ind w:left="245" w:hanging="245"/>
+      </w:pPr>
+      <w:r>
+        <w:rPr>
+          <w:rFonts w:ascii="Charter" w:hAnsi="Charter" w:cs="Charter"/>
+          <w:b w:val="0"/>
+          <w:i w:val="0"/>
+          <w:color w:val="A9B1BA"/>
+          <w:sz w:val="18"/>
+          <w:u w:val="none"/>
+        </w:rPr>
+        <w:t>–</w:t>
+        <w:tab/>
+      </w:r>
+      <w:r>
+        <w:rPr>
+          <w:rFonts w:ascii="Charter" w:hAnsi="Charter" w:cs="Charter"/>
+          <w:b w:val="0"/>
+          <w:i w:val="0"/>
+          <w:color w:val="3A4046"/>
+          <w:sz w:val="18"/>
+          <w:u w:val="none"/>
+        </w:rPr>
         <w:t xml:space="preserve">Trained a </w:t>
       </w:r>
       <w:r>
@@ -1440,7 +1527,7 @@
           <w:sz w:val="18"/>
           <w:u w:val="none"/>
         </w:rPr>
-        <w:t>github.com/Thewhey-Brian/nanochat</w:t>
+        <w:t>xinyuguo.com/projects/nanochat-llm-training</w:t>
       </w:r>
       <w:r>
         <w:rPr>

--- a/dist/Xinyu_Guo_CV.docx
+++ b/dist/Xinyu_Guo_CV.docx
@@ -532,7 +532,7 @@
           <w:sz w:val="18"/>
           <w:u w:val="none"/>
         </w:rPr>
-        <w:t xml:space="preserve">Extended sequence-to-function models from SNVs to structural rearrangements with a reusable SV→REF/ALT encoder that renders deletions, duplications, inversions, breakends, and fusions as model-ready sequence, and curated an </w:t>
+        <w:t>Trained multiple-instance learning models on UNI2-h pathology foundation model embeddings over 2,099 whole-slide images from 1,485 patients, predicting ER (</w:t>
       </w:r>
       <w:r>
         <w:rPr>
@@ -543,7 +543,7 @@
           <w:sz w:val="18"/>
           <w:u w:val="none"/>
         </w:rPr>
-        <w:t>83,048-fusion corpus with leakage-safe splits</w:t>
+        <w:t>AUROC 0.890</w:t>
       </w:r>
       <w:r>
         <w:rPr>
@@ -554,7 +554,7 @@
           <w:sz w:val="18"/>
           <w:u w:val="none"/>
         </w:rPr>
-        <w:t xml:space="preserve"> across 1,065 cancer types and evidence tiers for supervised fusion modeling.</w:t>
+        <w:t>), TNBC (0.893), and HRD-high (0.790) from H&amp;E under 5-fold × 3-repeat cross-validation, with every leave-institution-out drop ≤ 0.03; benchmarked gated-attention against mean-pooling aggregation to settle where the added complexity pays.</w:t>
       </w:r>
     </w:p>
     <w:p>
